--- a/business/opportunities/ETABLIX-Company-Profile.docx
+++ b/business/opportunities/ETABLIX-Company-Profile.docx
@@ -1991,35 +1991,54 @@
     <w:p>
       <w:pPr>
         <w:spacing w:after="90" w:before="90" w:line="280"/>
-        <w:ind w:left="170"/>
-      </w:pPr>
-      <w:r>
-        <w:rPr>
-          <w:rFonts w:ascii="Arial" w:cs="Arial" w:eastAsia="Arial" w:hAnsi="Arial"/>
-          <w:i/>
-          <w:iCs/>
-          <w:color w:val="5B6672"/>
-          <w:sz w:val="19"/>
-          <w:szCs w:val="19"/>
-        </w:rPr>
-        <w:t xml:space="preserve">[Director name], Managing Director. Chartered — MCIOB. Two or three sentences: years in the industry, the sectors, the scale of site and workforce personally managed, and the kind of scheme. Written in the third person and kept to facts a referee would confirm.]</w:t>
+      </w:pPr>
+      <w:r>
+        <w:rPr>
+          <w:rFonts w:ascii="Arial" w:cs="Arial" w:eastAsia="Arial" w:hAnsi="Arial"/>
+          <w:color w:val="14181D"/>
+          <w:sz w:val="20"/>
+          <w:szCs w:val="20"/>
+        </w:rPr>
+        <w:t xml:space="preserve">Justin Ngolu Nseya, Managing Director. Chartered Construction Manager (MCIOB), MSc BIM Management, BSc (Hons) Construction Management. Fourteen years in construction and programme delivery with Turner &amp; Townsend, Mott MacDonald, the West Midlands Combined Authority and GE Vernova.</w:t>
       </w:r>
     </w:p>
     <w:p>
       <w:pPr>
         <w:spacing w:after="90" w:before="90" w:line="280"/>
-        <w:ind w:left="170"/>
-      </w:pPr>
-      <w:r>
-        <w:rPr>
-          <w:rFonts w:ascii="Arial" w:cs="Arial" w:eastAsia="Arial" w:hAnsi="Arial"/>
-          <w:i/>
-          <w:iCs/>
-          <w:color w:val="5B6672"/>
-          <w:sz w:val="19"/>
-          <w:szCs w:val="19"/>
-        </w:rPr>
-        <w:t xml:space="preserve">[Optional second paragraph: the specific experience most relevant to this reader — remote sites, energy construction, large temporary works, multi-contractor environments.]</w:t>
+      </w:pPr>
+      <w:r>
+        <w:rPr>
+          <w:rFonts w:ascii="Arial" w:cs="Arial" w:eastAsia="Arial" w:hAnsi="Arial"/>
+          <w:b/>
+          <w:bCs/>
+          <w:color w:val="14181D"/>
+          <w:sz w:val="20"/>
+          <w:szCs w:val="20"/>
+        </w:rPr>
+        <w:t xml:space="preserve">The method offered here is the method he ran. </w:t>
+      </w:r>
+      <w:r>
+        <w:rPr>
+          <w:rFonts w:ascii="Arial" w:cs="Arial" w:eastAsia="Arial" w:hAnsi="Arial"/>
+          <w:color w:val="14181D"/>
+          <w:sz w:val="20"/>
+          <w:szCs w:val="20"/>
+        </w:rPr>
+        <w:t xml:space="preserve">At GE Vernova – Grid Solutions he was the single person accountable for planning, procuring, integrating and controlling the temporary infrastructure and workforce-living systems that keep major projects operational. He held it across multiple concurrent sites, from tender stage through to handover, throughout Northern and Southern Europe including the United Kingdom and the Republic of Ireland: one accountable interface from initial requirements and mobilisation, through daily operation, to demobilisation and reinstatement.</w:t>
+      </w:r>
+    </w:p>
+    <w:p>
+      <w:pPr>
+        <w:spacing w:after="90" w:before="90" w:line="280"/>
+      </w:pPr>
+      <w:r>
+        <w:rPr>
+          <w:rFonts w:ascii="Arial" w:cs="Arial" w:eastAsia="Arial" w:hAnsi="Arial"/>
+          <w:color w:val="14181D"/>
+          <w:sz w:val="20"/>
+          <w:szCs w:val="20"/>
+        </w:rPr>
+        <w:t xml:space="preserve">Work has included the grid connection programme for a 1,400 MW offshore wind farm, high-voltage substation and transmission construction, rail upgrades in live operational environments, and public infrastructure delivered from RIBA stage 0 to handover. He works in English and French.</w:t>
       </w:r>
     </w:p>
     <w:p>

--- a/business/opportunities/ETABLIX-Company-Profile.docx
+++ b/business/opportunities/ETABLIX-Company-Profile.docx
@@ -2038,7 +2038,7 @@
           <w:sz w:val="20"/>
           <w:szCs w:val="20"/>
         </w:rPr>
-        <w:t xml:space="preserve">Work has included the grid connection programme for a 1,400 MW offshore wind farm, high-voltage substation and transmission construction, rail upgrades in live operational environments, and public infrastructure delivered from RIBA stage 0 to handover. He works in English and French.</w:t>
+        <w:t xml:space="preserve">On the Skye Reinforcement Project in Scotland he defined, procured and ran a 309-bedroom worker accommodation village over 36 months, specifying it as five packages — civils, modular accommodation, furniture and fit-out, kitchen and dining, and facilities management — and then placing the running of the whole village with a single managing contractor. Other work has included the grid connection programme for a 1,400 MW offshore wind farm, high-voltage substation and transmission construction, rail upgrades in live operational environments, and public infrastructure delivered from RIBA stage 0 to handover. He works in English and French.</w:t>
       </w:r>
     </w:p>
     <w:p>
@@ -2129,8 +2129,8 @@
       </w:r>
     </w:p>
     <w:sectPr>
-      <w:headerReference w:type="default" r:id="rId7"/>
-      <w:footerReference w:type="default" r:id="rId8"/>
+      <w:headerReference w:type="default" r:id="rId6"/>
+      <w:footerReference w:type="default" r:id="rId7"/>
       <w:pgSz w:w="11906" w:h="16838" w:orient="portrait"/>
       <w:pgMar w:top="1100" w:right="1100" w:bottom="1100" w:left="1100" w:header="708" w:footer="708" w:gutter="0"/>
       <w:pgNumType/>
@@ -2138,10 +2138,6 @@
     </w:sectPr>
   </w:body>
 </w:document>
-</file>
-
-<file path=word/comments.xml><?xml version="1.0" encoding="utf-8"?>
-<w:comments xmlns:cx="http://schemas.microsoft.com/office/drawing/2014/chartex" xmlns:cx1="http://schemas.microsoft.com/office/drawing/2015/9/8/chartex" xmlns:cx2="http://schemas.microsoft.com/office/drawing/2015/10/21/chartex" xmlns:cx3="http://schemas.microsoft.com/office/drawing/2016/5/9/chartex" xmlns:cx4="http://schemas.microsoft.com/office/drawing/2016/5/10/chartex" xmlns:cx5="http://schemas.microsoft.com/office/drawing/2016/5/11/chartex" xmlns:cx6="http://schemas.microsoft.com/office/drawing/2016/5/12/chartex" xmlns:cx7="http://schemas.microsoft.com/office/drawing/2016/5/13/chartex" xmlns:cx8="http://schemas.microsoft.com/office/drawing/2016/5/14/chartex" xmlns:mc="http://schemas.openxmlformats.org/markup-compatibility/2006" xmlns:aink="http://schemas.microsoft.com/office/drawing/2016/ink" xmlns:am3d="http://schemas.microsoft.com/office/drawing/2017/model3d" xmlns:o="urn:schemas-microsoft-com:office:office" xmlns:r="http://schemas.openxmlformats.org/officeDocument/2006/relationships" xmlns:m="http://schemas.openxmlformats.org/officeDocument/2006/math" xmlns:v="urn:schemas-microsoft-com:vml" xmlns:wp14="http://schemas.microsoft.com/office/word/2010/wordprocessingDrawing" xmlns:wp="http://schemas.openxmlformats.org/drawingml/2006/wordprocessingDrawing" xmlns:w10="urn:schemas-microsoft-com:office:word" xmlns:w="http://schemas.openxmlformats.org/wordprocessingml/2006/main" xmlns:w14="http://schemas.microsoft.com/office/word/2010/wordml" xmlns:w15="http://schemas.microsoft.com/office/word/2012/wordml" xmlns:w16cex="http://schemas.microsoft.com/office/word/2018/wordml/cex" xmlns:w16cid="http://schemas.microsoft.com/office/word/2016/wordml/cid" xmlns:w16="http://schemas.microsoft.com/office/word/2018/wordml" xmlns:w16sdtdh="http://schemas.microsoft.com/office/word/2020/wordml/sdtdatahash" xmlns:w16se="http://schemas.microsoft.com/office/word/2015/wordml/symex" xmlns:wpg="http://schemas.microsoft.com/office/word/2010/wordprocessingGroup" xmlns:wpi="http://schemas.microsoft.com/office/word/2010/wordprocessingInk" xmlns:wne="http://schemas.microsoft.com/office/word/2006/wordml" xmlns:wps="http://schemas.microsoft.com/office/word/2010/wordprocessingShape"/>
 </file>
 
 <file path=word/endnotes.xml><?xml version="1.0" encoding="utf-8"?>
@@ -2296,7 +2292,7 @@
 <w:numbering xmlns:wpc="http://schemas.microsoft.com/office/word/2010/wordprocessingCanvas" xmlns:mc="http://schemas.openxmlformats.org/markup-compatibility/2006" xmlns:o="urn:schemas-microsoft-com:office:office" xmlns:r="http://schemas.openxmlformats.org/officeDocument/2006/relationships" xmlns:m="http://schemas.openxmlformats.org/officeDocument/2006/math" xmlns:v="urn:schemas-microsoft-com:vml" xmlns:wp14="http://schemas.microsoft.com/office/word/2010/wordprocessingDrawing" xmlns:wp="http://schemas.openxmlformats.org/drawingml/2006/wordprocessingDrawing" xmlns:w10="urn:schemas-microsoft-com:office:word" xmlns:w="http://schemas.openxmlformats.org/wordprocessingml/2006/main" xmlns:w14="http://schemas.microsoft.com/office/word/2010/wordml" xmlns:w15="http://schemas.microsoft.com/office/word/2012/wordml" xmlns:wpg="http://schemas.microsoft.com/office/word/2010/wordprocessingGroup" xmlns:wpi="http://schemas.microsoft.com/office/word/2010/wordprocessingInk" xmlns:wne="http://schemas.microsoft.com/office/word/2006/wordml" xmlns:wps="http://schemas.microsoft.com/office/word/2010/wordprocessingShape" mc:Ignorable="w14 w15 wp14">
   <w:abstractNum w:abstractNumId="1" w15:restartNumberingAfterBreak="0">
     <w:multiLevelType w:val="hybridMultilevel"/>
-    <w:lvl w:ilvl="0" w15:tentative="1">
+    <w:lvl w:ilvl="0" w:tentative="1">
       <w:start w:val="1"/>
       <w:numFmt w:val="bullet"/>
       <w:lvlText w:val="●"/>
@@ -2305,7 +2301,7 @@
         <w:ind w:left="720" w:hanging="360"/>
       </w:pPr>
     </w:lvl>
-    <w:lvl w:ilvl="1" w15:tentative="1">
+    <w:lvl w:ilvl="1" w:tentative="1">
       <w:start w:val="1"/>
       <w:numFmt w:val="bullet"/>
       <w:lvlText w:val="○"/>
@@ -2314,7 +2310,7 @@
         <w:ind w:left="1440" w:hanging="360"/>
       </w:pPr>
     </w:lvl>
-    <w:lvl w:ilvl="2" w15:tentative="1">
+    <w:lvl w:ilvl="2" w:tentative="1">
       <w:start w:val="1"/>
       <w:numFmt w:val="bullet"/>
       <w:lvlText w:val="■"/>
@@ -2323,7 +2319,7 @@
         <w:ind w:left="2160" w:hanging="360"/>
       </w:pPr>
     </w:lvl>
-    <w:lvl w:ilvl="3" w15:tentative="1">
+    <w:lvl w:ilvl="3" w:tentative="1">
       <w:start w:val="1"/>
       <w:numFmt w:val="bullet"/>
       <w:lvlText w:val="●"/>
@@ -2332,7 +2328,7 @@
         <w:ind w:left="2880" w:hanging="360"/>
       </w:pPr>
     </w:lvl>
-    <w:lvl w:ilvl="4" w15:tentative="1">
+    <w:lvl w:ilvl="4" w:tentative="1">
       <w:start w:val="1"/>
       <w:numFmt w:val="bullet"/>
       <w:lvlText w:val="○"/>
@@ -2341,7 +2337,7 @@
         <w:ind w:left="3600" w:hanging="360"/>
       </w:pPr>
     </w:lvl>
-    <w:lvl w:ilvl="5" w15:tentative="1">
+    <w:lvl w:ilvl="5" w:tentative="1">
       <w:start w:val="1"/>
       <w:numFmt w:val="bullet"/>
       <w:lvlText w:val="■"/>
@@ -2350,7 +2346,7 @@
         <w:ind w:left="4320" w:hanging="360"/>
       </w:pPr>
     </w:lvl>
-    <w:lvl w:ilvl="6" w15:tentative="1">
+    <w:lvl w:ilvl="6" w:tentative="1">
       <w:start w:val="1"/>
       <w:numFmt w:val="bullet"/>
       <w:lvlText w:val="●"/>
@@ -2359,7 +2355,7 @@
         <w:ind w:left="5040" w:hanging="360"/>
       </w:pPr>
     </w:lvl>
-    <w:lvl w:ilvl="7" w15:tentative="1">
+    <w:lvl w:ilvl="7" w:tentative="1">
       <w:start w:val="1"/>
       <w:numFmt w:val="bullet"/>
       <w:lvlText w:val="●"/>
@@ -2368,7 +2364,7 @@
         <w:ind w:left="5760" w:hanging="360"/>
       </w:pPr>
     </w:lvl>
-    <w:lvl w:ilvl="8" w15:tentative="1">
+    <w:lvl w:ilvl="8" w:tentative="1">
       <w:start w:val="1"/>
       <w:numFmt w:val="bullet"/>
       <w:lvlText w:val="●"/>
@@ -2380,7 +2376,7 @@
   </w:abstractNum>
   <w:abstractNum w:abstractNumId="2" w15:restartNumberingAfterBreak="0">
     <w:multiLevelType w:val="hybridMultilevel"/>
-    <w:lvl w:ilvl="0" w15:tentative="1">
+    <w:lvl w:ilvl="0" w:tentative="1">
       <w:start w:val="1"/>
       <w:numFmt w:val="bullet"/>
       <w:lvlText w:val="–"/>
@@ -2424,6 +2420,10 @@
     </w:rPrDefault>
     <w:pPrDefault/>
   </w:docDefaults>
+  <w:style w:type="paragraph" w:styleId="Normal" w:default="1">
+    <w:name w:val="Normal"/>
+    <w:qFormat/>
+  </w:style>
   <w:style w:type="paragraph" w:styleId="Title">
     <w:name w:val="Title"/>
     <w:basedOn w:val="Normal"/>
@@ -2596,4 +2596,294 @@
     </w:rPr>
   </w:style>
 </w:styles>
+</file>
+
+<file path=word/theme/theme1.xml><?xml version="1.0" encoding="utf-8"?>
+<a:theme xmlns:a="http://schemas.openxmlformats.org/drawingml/2006/main" name="Office Theme">
+  <a:themeElements>
+    <a:clrScheme name="Office">
+      <a:dk1>
+        <a:sysClr val="windowText" lastClr="000000"/>
+      </a:dk1>
+      <a:lt1>
+        <a:sysClr val="window" lastClr="FFFFFF"/>
+      </a:lt1>
+      <a:dk2>
+        <a:srgbClr val="44546A"/>
+      </a:dk2>
+      <a:lt2>
+        <a:srgbClr val="E7E6E6"/>
+      </a:lt2>
+      <a:accent1>
+        <a:srgbClr val="4472C4"/>
+      </a:accent1>
+      <a:accent2>
+        <a:srgbClr val="ED7D31"/>
+      </a:accent2>
+      <a:accent3>
+        <a:srgbClr val="A5A5A5"/>
+      </a:accent3>
+      <a:accent4>
+        <a:srgbClr val="FFC000"/>
+      </a:accent4>
+      <a:accent5>
+        <a:srgbClr val="5B9BD5"/>
+      </a:accent5>
+      <a:accent6>
+        <a:srgbClr val="70AD47"/>
+      </a:accent6>
+      <a:hlink>
+        <a:srgbClr val="0563C1"/>
+      </a:hlink>
+      <a:folHlink>
+        <a:srgbClr val="954F72"/>
+      </a:folHlink>
+    </a:clrScheme>
+    <a:fontScheme name="Office">
+      <a:majorFont>
+        <a:latin typeface="Calibri Light" panose="020F0302020204030204"/>
+        <a:ea typeface=""/>
+        <a:cs typeface=""/>
+        <a:font script="Jpan" typeface="游ゴシック Light"/>
+        <a:font script="Hang" typeface="맑은 고딕"/>
+        <a:font script="Hans" typeface="等线 Light"/>
+        <a:font script="Hant" typeface="新細明體"/>
+        <a:font script="Arab" typeface="Times New Roman"/>
+        <a:font script="Hebr" typeface="Times New Roman"/>
+        <a:font script="Thai" typeface="Angsana New"/>
+        <a:font script="Ethi" typeface="Nyala"/>
+        <a:font script="Beng" typeface="Vrinda"/>
+        <a:font script="Gujr" typeface="Shruti"/>
+        <a:font script="Khmr" typeface="MoolBoran"/>
+        <a:font script="Knda" typeface="Tunga"/>
+        <a:font script="Guru" typeface="Raavi"/>
+        <a:font script="Cans" typeface="Euphemia"/>
+        <a:font script="Cher" typeface="Plantagenet Cherokee"/>
+        <a:font script="Yiii" typeface="Microsoft Yi Baiti"/>
+        <a:font script="Tibt" typeface="Microsoft Himalaya"/>
+        <a:font script="Thaa" typeface="MV Boli"/>
+        <a:font script="Deva" typeface="Mangal"/>
+        <a:font script="Telu" typeface="Gautami"/>
+        <a:font script="Taml" typeface="Latha"/>
+        <a:font script="Syrc" typeface="Estrangelo Edessa"/>
+        <a:font script="Orya" typeface="Kalinga"/>
+        <a:font script="Mlym" typeface="Kartika"/>
+        <a:font script="Laoo" typeface="DokChampa"/>
+        <a:font script="Sinh" typeface="Iskoola Pota"/>
+        <a:font script="Mong" typeface="Mongolian Baiti"/>
+        <a:font script="Viet" typeface="Times New Roman"/>
+        <a:font script="Uigh" typeface="Microsoft Uighur"/>
+        <a:font script="Geor" typeface="Sylfaen"/>
+        <a:font script="Armn" typeface="Arial"/>
+        <a:font script="Bugi" typeface="Leelawadee UI"/>
+        <a:font script="Bopo" typeface="Microsoft JhengHei"/>
+        <a:font script="Java" typeface="Javanese Text"/>
+        <a:font script="Lisu" typeface="Segoe UI"/>
+        <a:font script="Mymr" typeface="Myanmar Text"/>
+        <a:font script="Nkoo" typeface="Ebrima"/>
+        <a:font script="Olck" typeface="Nirmala UI"/>
+        <a:font script="Osma" typeface="Ebrima"/>
+        <a:font script="Phag" typeface="Phagspa"/>
+        <a:font script="Syrn" typeface="Estrangelo Edessa"/>
+        <a:font script="Syrj" typeface="Estrangelo Edessa"/>
+        <a:font script="Syre" typeface="Estrangelo Edessa"/>
+        <a:font script="Sora" typeface="Nirmala UI"/>
+        <a:font script="Tale" typeface="Microsoft Tai Le"/>
+        <a:font script="Talu" typeface="Microsoft New Tai Lue"/>
+        <a:font script="Tfng" typeface="Ebrima"/>
+      </a:majorFont>
+      <a:minorFont>
+        <a:latin typeface="Calibri" panose="020F0502020204030204"/>
+        <a:ea typeface=""/>
+        <a:cs typeface=""/>
+        <a:font script="Jpan" typeface="游明朝"/>
+        <a:font script="Hang" typeface="맑은 고딕"/>
+        <a:font script="Hans" typeface="等线"/>
+        <a:font script="Hant" typeface="新細明體"/>
+        <a:font script="Arab" typeface="Arial"/>
+        <a:font script="Hebr" typeface="Arial"/>
+        <a:font script="Thai" typeface="Cordia New"/>
+        <a:font script="Ethi" typeface="Nyala"/>
+        <a:font script="Beng" typeface="Vrinda"/>
+        <a:font script="Gujr" typeface="Shruti"/>
+        <a:font script="Khmr" typeface="DaunPenh"/>
+        <a:font script="Knda" typeface="Tunga"/>
+        <a:font script="Guru" typeface="Raavi"/>
+        <a:font script="Cans" typeface="Euphemia"/>
+        <a:font script="Cher" typeface="Plantagenet Cherokee"/>
+        <a:font script="Yiii" typeface="Microsoft Yi Baiti"/>
+        <a:font script="Tibt" typeface="Microsoft Himalaya"/>
+        <a:font script="Thaa" typeface="MV Boli"/>
+        <a:font script="Deva" typeface="Mangal"/>
+        <a:font script="Telu" typeface="Gautami"/>
+        <a:font script="Taml" typeface="Latha"/>
+        <a:font script="Syrc" typeface="Estrangelo Edessa"/>
+        <a:font script="Orya" typeface="Kalinga"/>
+        <a:font script="Mlym" typeface="Kartika"/>
+        <a:font script="Laoo" typeface="DokChampa"/>
+        <a:font script="Sinh" typeface="Iskoola Pota"/>
+        <a:font script="Mong" typeface="Mongolian Baiti"/>
+        <a:font script="Viet" typeface="Arial"/>
+        <a:font script="Uigh" typeface="Microsoft Uighur"/>
+        <a:font script="Geor" typeface="Sylfaen"/>
+        <a:font script="Armn" typeface="Arial"/>
+        <a:font script="Bugi" typeface="Leelawadee UI"/>
+        <a:font script="Bopo" typeface="Microsoft JhengHei"/>
+        <a:font script="Java" typeface="Javanese Text"/>
+        <a:font script="Lisu" typeface="Segoe UI"/>
+        <a:font script="Mymr" typeface="Myanmar Text"/>
+        <a:font script="Nkoo" typeface="Ebrima"/>
+        <a:font script="Olck" typeface="Nirmala UI"/>
+        <a:font script="Osma" typeface="Ebrima"/>
+        <a:font script="Phag" typeface="Phagspa"/>
+        <a:font script="Syrn" typeface="Estrangelo Edessa"/>
+        <a:font script="Syrj" typeface="Estrangelo Edessa"/>
+        <a:font script="Syre" typeface="Estrangelo Edessa"/>
+        <a:font script="Sora" typeface="Nirmala UI"/>
+        <a:font script="Tale" typeface="Microsoft Tai Le"/>
+        <a:font script="Talu" typeface="Microsoft New Tai Lue"/>
+        <a:font script="Tfng" typeface="Ebrima"/>
+      </a:minorFont>
+    </a:fontScheme>
+    <a:fmtScheme name="Office">
+      <a:fillStyleLst>
+        <a:solidFill>
+          <a:schemeClr val="phClr"/>
+        </a:solidFill>
+        <a:gradFill rotWithShape="true">
+          <a:gsLst>
+            <a:gs pos="0">
+              <a:schemeClr val="phClr">
+                <a:lumMod val="110000"/>
+                <a:satMod val="105000"/>
+                <a:tint val="67000"/>
+              </a:schemeClr>
+            </a:gs>
+            <a:gs pos="50000">
+              <a:schemeClr val="phClr">
+                <a:lumMod val="105000"/>
+                <a:satMod val="103000"/>
+                <a:tint val="73000"/>
+              </a:schemeClr>
+            </a:gs>
+            <a:gs pos="100000">
+              <a:schemeClr val="phClr">
+                <a:lumMod val="105000"/>
+                <a:satMod val="109000"/>
+                <a:tint val="81000"/>
+              </a:schemeClr>
+            </a:gs>
+          </a:gsLst>
+          <a:lin ang="5400000" scaled="false"/>
+        </a:gradFill>
+        <a:gradFill rotWithShape="true">
+          <a:gsLst>
+            <a:gs pos="0">
+              <a:schemeClr val="phClr">
+                <a:satMod val="103000"/>
+                <a:lumMod val="102000"/>
+                <a:tint val="94000"/>
+              </a:schemeClr>
+            </a:gs>
+            <a:gs pos="50000">
+              <a:schemeClr val="phClr">
+                <a:satMod val="110000"/>
+                <a:lumMod val="100000"/>
+                <a:shade val="100000"/>
+              </a:schemeClr>
+            </a:gs>
+            <a:gs pos="100000">
+              <a:schemeClr val="phClr">
+                <a:lumMod val="99000"/>
+                <a:satMod val="120000"/>
+                <a:shade val="78000"/>
+              </a:schemeClr>
+            </a:gs>
+          </a:gsLst>
+          <a:lin ang="5400000" scaled="false"/>
+        </a:gradFill>
+      </a:fillStyleLst>
+      <a:lnStyleLst>
+        <a:ln w="6350" cap="flat" cmpd="sng" algn="ctr">
+          <a:solidFill>
+            <a:schemeClr val="phClr"/>
+          </a:solidFill>
+          <a:prstDash val="solid"/>
+          <a:miter lim="800000"/>
+        </a:ln>
+        <a:ln w="12700" cap="flat" cmpd="sng" algn="ctr">
+          <a:solidFill>
+            <a:schemeClr val="phClr"/>
+          </a:solidFill>
+          <a:prstDash val="solid"/>
+          <a:miter lim="800000"/>
+        </a:ln>
+        <a:ln w="19050" cap="flat" cmpd="sng" algn="ctr">
+          <a:solidFill>
+            <a:schemeClr val="phClr"/>
+          </a:solidFill>
+          <a:prstDash val="solid"/>
+          <a:miter lim="800000"/>
+        </a:ln>
+      </a:lnStyleLst>
+      <a:effectStyleLst>
+        <a:effectStyle>
+          <a:effectLst/>
+        </a:effectStyle>
+        <a:effectStyle>
+          <a:effectLst/>
+        </a:effectStyle>
+        <a:effectStyle>
+          <a:effectLst>
+            <a:outerShdw blurRad="57150" dist="19050" dir="5400000" algn="ctr" rotWithShape="false">
+              <a:srgbClr val="000000">
+                <a:alpha val="63000"/>
+              </a:srgbClr>
+            </a:outerShdw>
+          </a:effectLst>
+        </a:effectStyle>
+      </a:effectStyleLst>
+      <a:bgFillStyleLst>
+        <a:solidFill>
+          <a:schemeClr val="phClr"/>
+        </a:solidFill>
+        <a:solidFill>
+          <a:schemeClr val="phClr">
+            <a:tint val="95000"/>
+            <a:satMod val="170000"/>
+          </a:schemeClr>
+        </a:solidFill>
+        <a:gradFill rotWithShape="true">
+          <a:gsLst>
+            <a:gs pos="0">
+              <a:schemeClr val="phClr">
+                <a:tint val="93000"/>
+                <a:satMod val="150000"/>
+                <a:shade val="98000"/>
+                <a:lumMod val="102000"/>
+              </a:schemeClr>
+            </a:gs>
+            <a:gs pos="50000">
+              <a:schemeClr val="phClr">
+                <a:tint val="98000"/>
+                <a:satMod val="130000"/>
+                <a:shade val="90000"/>
+                <a:lumMod val="103000"/>
+              </a:schemeClr>
+            </a:gs>
+            <a:gs pos="100000">
+              <a:schemeClr val="phClr">
+                <a:shade val="63000"/>
+                <a:satMod val="120000"/>
+              </a:schemeClr>
+            </a:gs>
+          </a:gsLst>
+          <a:lin ang="5400000" scaled="false"/>
+        </a:gradFill>
+      </a:bgFillStyleLst>
+    </a:fmtScheme>
+  </a:themeElements>
+  <a:objectDefaults/>
+  <a:extraClrSchemeLst/>
+</a:theme>
 </file>